--- a/laravel-app/database/data/internship/handbooks/ai/Beyond_AI_Internship_Day_091_Student_Handbook.docx
+++ b/laravel-app/database/data/internship/handbooks/ai/Beyond_AI_Internship_Day_091_Student_Handbook.docx
@@ -38,7 +38,7 @@
           <w:color w:val="1E293B"/>
           <w:sz w:val="28"/>
         </w:rPr>
-        <w:t>Model Evaluation</w:t>
+        <w:t>Digital Images, Pixels, Channels, and Metadata</w:t>
       </w:r>
     </w:p>
     <w:p>
@@ -167,7 +167,7 @@
               <w:rPr>
                 <w:sz w:val="18"/>
               </w:rPr>
-              <w:t>8 hours</w:t>
+              <w:t>8.0 hours</w:t>
             </w:r>
           </w:p>
         </w:tc>
@@ -180,7 +180,7 @@
               <w:rPr>
                 <w:sz w:val="18"/>
               </w:rPr>
-              <w:t>Python, Jupyter, VS Code, local/open models where practical</w:t>
+              <w:t>Python, Jupyter, PyTorch, torchvision, Pillow, OpenCV</w:t>
             </w:r>
           </w:p>
         </w:tc>
@@ -198,7 +198,7 @@
           <w:color w:val="0B3F90"/>
           <w:sz w:val="20"/>
         </w:rPr>
-        <w:t>Day 91 objective  Complete the orientation and setup for Model Evaluation: Apply model evaluation safely and explain the result in a professional technical report.</w:t>
+        <w:t>Day 91 objective  Complete the orientation and setup for Digital Images, Pixels, Channels, and Metadata: Load approved images and inspect dimensions, channels, and metadata.</w:t>
       </w:r>
     </w:p>
     <w:p>
@@ -270,7 +270,7 @@
           <w:b w:val="0"/>
           <w:sz w:val="22"/>
         </w:rPr>
-        <w:t>Submit: A setup screenshot, a short explanation of the key terms, and a safety/ethics check..</w:t>
+        <w:t>Submit: Setup evidence, completed practical artifact, independent verification record, safety/ethics check, and short technical report..</w:t>
       </w:r>
     </w:p>
     <w:p>
@@ -701,7 +701,7 @@
           <w:b w:val="0"/>
           <w:sz w:val="20"/>
         </w:rPr>
-        <w:t>Curriculum objective (source of truth): Apply model evaluation safely and explain the result in a professional technical report.</w:t>
+        <w:t>Curriculum objective (source of truth): Load approved images and inspect dimensions, channels, and metadata.</w:t>
       </w:r>
     </w:p>
     <w:p>
@@ -713,7 +713,7 @@
           <w:b w:val="0"/>
           <w:sz w:val="22"/>
         </w:rPr>
-        <w:t>Explain Model Evaluation to a supervisor in under two minutes.</w:t>
+        <w:t>Explain Digital Images, Pixels, Channels, and Metadata to a supervisor in under two minutes.</w:t>
       </w:r>
     </w:p>
     <w:p>
@@ -725,7 +725,7 @@
           <w:b w:val="0"/>
           <w:sz w:val="22"/>
         </w:rPr>
-        <w:t>Configure or verify the approved tools required for Model Evaluation.</w:t>
+        <w:t>Configure or verify the approved tools required for Digital Images, Pixels, Channels, and Metadata.</w:t>
       </w:r>
     </w:p>
     <w:p>
@@ -793,7 +793,7 @@
           <w:b w:val="0"/>
           <w:sz w:val="22"/>
         </w:rPr>
-        <w:t>Define the professional meaning of “Model Evaluation” before you use tools. Do not split the title into meaningless words. Connect each concept to today's practical action.</w:t>
+        <w:t>Define the professional meaning of “Digital Images, Pixels, Channels, and Metadata” before you use tools. Do not split the title into meaningless words. Connect each concept to today's practical action.</w:t>
       </w:r>
     </w:p>
     <w:tbl>
@@ -1348,7 +1348,7 @@
           <w:b w:val="0"/>
           <w:sz w:val="22"/>
         </w:rPr>
-        <w:t>Tools available: Python, Jupyter, VS Code, local/open models where practical.</w:t>
+        <w:t>Tools available: Python, Jupyter, PyTorch, torchvision, Pillow, OpenCV.</w:t>
       </w:r>
     </w:p>
     <w:p>
@@ -1463,7 +1463,7 @@
               <w:rPr>
                 <w:sz w:val="18"/>
               </w:rPr>
-              <w:t>Python, Jupyter, VS Code, local/open models where practical</w:t>
+              <w:t>Python, Jupyter, PyTorch, torchvision, Pillow, OpenCV</w:t>
             </w:r>
           </w:p>
         </w:tc>
@@ -1545,7 +1545,7 @@
           <w:b w:val="0"/>
           <w:sz w:val="18"/>
         </w:rPr>
-        <w:t>└── Day_91_Model_Evaluation/</w:t>
+        <w:t>└── Day_91_Digital_Images_Pixels_Channels_and_Metadata/</w:t>
       </w:r>
     </w:p>
     <w:p>
@@ -1698,7 +1698,7 @@
           <w:b w:val="0"/>
           <w:sz w:val="18"/>
         </w:rPr>
-        <w:t>mkdir Beyond_AI_Internship\Day_91_Model_Evaluation\evidence, Beyond_AI_Internship\Day_91_Model_Evaluation\notebooks, Beyond_AI_Internship\Day_91_Model_Evaluation\src, Beyond_AI_Internship\Day_91_Model_Evaluation\data, Beyond_AI_Internship\Day_91_Model_Evaluation\output, Beyond_AI_Internship\Day_91_Model_Evaluation\report -Force</w:t>
+        <w:t>mkdir Beyond_AI_Internship\Day_91_Digital_Images_Pixels_Channels_and_Metadata\evidence, Beyond_AI_Internship\Day_91_Digital_Images_Pixels_Channels_and_Metadata\notebooks, Beyond_AI_Internship\Day_91_Digital_Images_Pixels_Channels_and_Metadata\src, Beyond_AI_Internship\Day_91_Digital_Images_Pixels_Channels_and_Metadata\data, Beyond_AI_Internship\Day_91_Digital_Images_Pixels_Channels_and_Metadata\output, Beyond_AI_Internship\Day_91_Digital_Images_Pixels_Channels_and_Metadata\report -Force</w:t>
       </w:r>
     </w:p>
     <w:p/>
@@ -1739,7 +1739,7 @@
           <w:b w:val="0"/>
           <w:sz w:val="18"/>
         </w:rPr>
-        <w:t>mkdir -p Beyond_AI_Internship/Day_91_Model_Evaluation/{evidence,notebooks,src,data,output,report}</w:t>
+        <w:t>mkdir -p Beyond_AI_Internship/Day_91_Digital_Images_Pixels_Channels_and_Metadata/{evidence,notebooks,src,data,output,report}</w:t>
       </w:r>
     </w:p>
     <w:p/>
@@ -1855,7 +1855,7 @@
           <w:color w:val="0B3F90"/>
           <w:sz w:val="24"/>
         </w:rPr>
-        <w:t>Orientation and setup: Model Evaluation</w:t>
+        <w:t>Orientation and setup: Digital Images, Pixels, Channels, and Metadata</w:t>
       </w:r>
     </w:p>
     <w:p>
@@ -1879,7 +1879,7 @@
           <w:b w:val="0"/>
           <w:sz w:val="20"/>
         </w:rPr>
-        <w:t>• Read the Study Notes on this page, then create or verify the lab needed for model evaluation.</w:t>
+        <w:t>• Review Day 90 prerequisites and read the complete Day 91 objective before changing the lab.</w:t>
       </w:r>
     </w:p>
     <w:p>
@@ -1891,7 +1891,7 @@
           <w:b w:val="0"/>
           <w:sz w:val="20"/>
         </w:rPr>
-        <w:t>• Work only in an authorized lab, VM or on equipment assigned by Beyond.</w:t>
+        <w:t>• Prepare only the authorized workstation, VM, account, dataset, or sandbox; capture the approved starting state.</w:t>
       </w:r>
     </w:p>
     <w:p>
@@ -1903,7 +1903,67 @@
           <w:b w:val="0"/>
           <w:sz w:val="20"/>
         </w:rPr>
-        <w:t>• Keep time entries truthful and ask the supervisor before changing production equipment.</w:t>
+        <w:t>• Create the folder Day_091_digital_images_pixels_channels_and_metadata with evidence, src or notebooks, output, and report subfolders as relevant.</w:t>
+      </w:r>
+    </w:p>
+    <w:p>
+      <w:pPr>
+        <w:spacing w:after="120"/>
+      </w:pPr>
+      <w:r>
+        <w:rPr>
+          <w:b w:val="0"/>
+          <w:sz w:val="20"/>
+        </w:rPr>
+        <w:t>• Complete the practical objective: Load approved images and inspect dimensions, channels, and metadata.</w:t>
+      </w:r>
+    </w:p>
+    <w:p>
+      <w:pPr>
+        <w:spacing w:after="120"/>
+      </w:pPr>
+      <w:r>
+        <w:rPr>
+          <w:b w:val="0"/>
+          <w:sz w:val="20"/>
+        </w:rPr>
+        <w:t>• Record tool versions, inputs, assumptions, commands or code, expected output, observed output, and any deviations.</w:t>
+      </w:r>
+    </w:p>
+    <w:p>
+      <w:pPr>
+        <w:spacing w:after="120"/>
+      </w:pPr>
+      <w:r>
+        <w:rPr>
+          <w:b w:val="0"/>
+          <w:sz w:val="20"/>
+        </w:rPr>
+        <w:t>• Verify the result independently by rerunning from a clean state, checking a second measurement/test, or obtaining recorded peer review.</w:t>
+      </w:r>
+    </w:p>
+    <w:p>
+      <w:pPr>
+        <w:spacing w:after="120"/>
+      </w:pPr>
+      <w:r>
+        <w:rPr>
+          <w:b w:val="0"/>
+          <w:sz w:val="20"/>
+        </w:rPr>
+        <w:t>• Perform the relevant privacy, bias, security, licensing, and human-oversight checks before accepting the result.</w:t>
+      </w:r>
+    </w:p>
+    <w:p>
+      <w:pPr>
+        <w:spacing w:after="120"/>
+      </w:pPr>
+      <w:r>
+        <w:rPr>
+          <w:b w:val="0"/>
+          <w:sz w:val="20"/>
+        </w:rPr>
+        <w:t>• Package the required evidence and write a concise professional technical report with an AI-assistance disclosure.</w:t>
       </w:r>
     </w:p>
     <w:p>
@@ -1929,7 +1989,7 @@
           <w:b w:val="0"/>
           <w:sz w:val="18"/>
         </w:rPr>
-        <w:t># day_91_lab.py — Orientation and setup: Model Evaluation</w:t>
+        <w:t># day_91_lab.py — Orientation and setup: Digital Images, Pixels, Channels, and Metadata</w:t>
       </w:r>
     </w:p>
     <w:p>
@@ -1971,7 +2031,7 @@
           <w:b w:val="0"/>
           <w:sz w:val="18"/>
         </w:rPr>
-        <w:t>"""Day 91 practical starter for Model Evaluation.</w:t>
+        <w:t>"""Day 91 practical starter for Digital Images, Pixels, Channels, and Metadata.</w:t>
       </w:r>
     </w:p>
     <w:p>
@@ -2153,7 +2213,7 @@
           <w:b w:val="0"/>
           <w:sz w:val="18"/>
         </w:rPr>
-        <w:t xml:space="preserve">    print("Program topic:", 'Model Evaluation')</w:t>
+        <w:t xml:space="preserve">    print("Program topic:", 'Digital Images, Pixels, Channels, and Metadata')</w:t>
       </w:r>
     </w:p>
     <w:p>
@@ -4353,7 +4413,7 @@
                 <w:color w:val="FFFFFF"/>
                 <w:sz w:val="18"/>
               </w:rPr>
-              <w:t>METRIC</w:t>
+              <w:t>CHECK</w:t>
             </w:r>
           </w:p>
         </w:tc>
@@ -4369,7 +4429,7 @@
                 <w:color w:val="FFFFFF"/>
                 <w:sz w:val="18"/>
               </w:rPr>
-              <w:t>QUESTION</w:t>
+              <w:t>SUCCESS CRITERION</w:t>
             </w:r>
           </w:p>
         </w:tc>
@@ -4385,7 +4445,7 @@
                 <w:color w:val="FFFFFF"/>
                 <w:sz w:val="18"/>
               </w:rPr>
-              <w:t>CAUTION</w:t>
+              <w:t>LIMITATION</w:t>
             </w:r>
           </w:p>
         </w:tc>
@@ -4400,7 +4460,7 @@
               <w:rPr>
                 <w:sz w:val="18"/>
               </w:rPr>
-              <w:t>Accuracy / error rate</w:t>
+              <w:t>Functional result</w:t>
             </w:r>
           </w:p>
         </w:tc>
@@ -4413,7 +4473,7 @@
               <w:rPr>
                 <w:sz w:val="18"/>
               </w:rPr>
-              <w:t>Overall correctness?</w:t>
+              <w:t>Meets today's objective</w:t>
             </w:r>
           </w:p>
         </w:tc>
@@ -4426,7 +4486,7 @@
               <w:rPr>
                 <w:sz w:val="18"/>
               </w:rPr>
-              <w:t>Weak on imbalanced data</w:t>
+              <w:t>Classroom demo ≠ production</w:t>
             </w:r>
           </w:p>
         </w:tc>
@@ -4441,7 +4501,7 @@
               <w:rPr>
                 <w:sz w:val="18"/>
               </w:rPr>
-              <w:t>Precision / recall / F1</w:t>
+              <w:t>Safety compliance</w:t>
             </w:r>
           </w:p>
         </w:tc>
@@ -4454,7 +4514,7 @@
               <w:rPr>
                 <w:sz w:val="18"/>
               </w:rPr>
-              <w:t>Error type trade-off?</w:t>
+              <w:t>No rule breached</w:t>
             </w:r>
           </w:p>
         </w:tc>
@@ -4467,7 +4527,7 @@
               <w:rPr>
                 <w:sz w:val="18"/>
               </w:rPr>
-              <w:t>Optimize for the real cost of mistakes</w:t>
+              <w:t>Still needs supervisor judgment</w:t>
             </w:r>
           </w:p>
         </w:tc>
@@ -4482,7 +4542,7 @@
               <w:rPr>
                 <w:sz w:val="18"/>
               </w:rPr>
-              <w:t>Latency / resource use</w:t>
+              <w:t>Reproducibility</w:t>
             </w:r>
           </w:p>
         </w:tc>
@@ -4495,7 +4555,7 @@
               <w:rPr>
                 <w:sz w:val="18"/>
               </w:rPr>
-              <w:t>Is it usable?</w:t>
+              <w:t>Second check agrees</w:t>
             </w:r>
           </w:p>
         </w:tc>
@@ -4508,7 +4568,7 @@
               <w:rPr>
                 <w:sz w:val="18"/>
               </w:rPr>
-              <w:t>Lab laptop ≠ production load</w:t>
+              <w:t>Environment drift possible</w:t>
             </w:r>
           </w:p>
         </w:tc>
@@ -5772,7 +5832,7 @@
           <w:b w:val="0"/>
           <w:sz w:val="22"/>
         </w:rPr>
-        <w:t>Objective addressed for Model Evaluation</w:t>
+        <w:t>Objective addressed for Digital Images, Pixels, Channels, and Metadata</w:t>
       </w:r>
     </w:p>
     <w:p>
@@ -5876,7 +5936,7 @@
           <w:b w:val="0"/>
           <w:sz w:val="22"/>
         </w:rPr>
-        <w:t>Matches: A setup screenshot, a short explanation of the key terms, and a safety/ethics check.</w:t>
+        <w:t>Matches: Setup evidence, completed practical artifact, independent verification record, safety/ethics check, and short technical report.</w:t>
       </w:r>
     </w:p>
     <w:p>
@@ -5908,7 +5968,7 @@
           <w:b w:val="0"/>
           <w:sz w:val="22"/>
         </w:rPr>
-        <w:t>Explain Model Evaluation without reading.</w:t>
+        <w:t>Explain Digital Images, Pixels, Channels, and Metadata without reading.</w:t>
       </w:r>
     </w:p>
     <w:p>
@@ -6000,7 +6060,7 @@
           <w:b w:val="0"/>
           <w:sz w:val="22"/>
         </w:rPr>
-        <w:t>Today is Day 91 (Orientation and setup) on Model Evaluation. I worked only in the authorized Beyond AI / data / software lab. I completed the practical objective, verified with a second check, and packaged evidence. Main risk: unauthorized or unsafe action; control: checklist + supervisor escalation. Limitation: classroom/lab scope only. Next: continue the topic cycle and keep documentation reproducible.</w:t>
+        <w:t>Today is Day 91 (Orientation and setup) on Digital Images, Pixels, Channels, and Metadata. I worked only in the authorized Beyond AI / data / software lab. I completed the practical objective, verified with a second check, and packaged evidence. Main risk: unauthorized or unsafe action; control: checklist + supervisor escalation. Limitation: classroom/lab scope only. Next: continue the topic cycle and keep documentation reproducible.</w:t>
       </w:r>
     </w:p>
     <w:p>
